--- a/涌水量论文/初稿论文.docx
+++ b/涌水量论文/初稿论文.docx
@@ -128,7 +128,7 @@
         <w:spacing w:line="360" w:lineRule="auto"/>
         <w:ind w:firstLine="420" w:firstLineChars="0"/>
         <w:rPr>
-          <w:rFonts w:hint="eastAsia"/>
+          <w:rFonts w:hint="default"/>
           <w:sz w:val="24"/>
           <w:szCs w:val="24"/>
           <w:lang w:val="en-US" w:eastAsia="zh-CN"/>
@@ -141,7 +141,7 @@
           <w:szCs w:val="24"/>
           <w:lang w:val="en-US" w:eastAsia="zh-CN"/>
         </w:rPr>
-        <w:t>在矿井涌水量预测的研究过程中，国内外的研究学者从不同角度对预测方法进行改进和创新，构建了众多预测模型。早期研究中，学者主要采用水文地质比拟法、回归分析法、模糊数学法、灰色理论法、数值模拟法以及大井法开展矿井涌水量预测工作，并取得了丰硕的</w:t>
+        <w:t>在矿井涌水量预测的研究过程中，国内外的研究学者从不同角度对预测方法进行改进和创新，构建了众多预测模型。早期研究中，学者主要采用水文地质比拟法、回归分析法、模糊数学法、灰色理论法、数值模拟法以及大井法开展矿井涌水量预测工作，并取得了丰硕的研究成果，然而这些方法也存在一定局限性。王洪亮等人运用水文地质比拟法对滇东北铅锌矿集区的涌水量展开了预测，此方法具备计算简便、高效的特性，能够迅速获取估算结果。然而，其相似性判断主观性较强，难以进行精确量化，且预测精度欠佳，属于一种近似的矿井涌水量计算方法。李孝朋等学者采用多</w:t>
       </w:r>
       <w:bookmarkStart w:id="0" w:name="_GoBack"/>
       <w:bookmarkEnd w:id="0"/>
@@ -152,7 +152,7 @@
           <w:szCs w:val="24"/>
           <w:lang w:val="en-US" w:eastAsia="zh-CN"/>
         </w:rPr>
-        <w:t>研究成果，然而这些方法也存在一定局限性。戴柳珍等采用水文地质比拟法对瓮福磷矿区矿井涌水量进行了预测，</w:t>
+        <w:t xml:space="preserve">元回归分析方法针对山西某矿一盘区展开涌水量预测工作。该方法构建了多个相关性较强的影响因子与涌水量之间的非线性回归拟合方程式，具有较高的预测精度，并且能够量化误差。不过，此方法在很大程度上依赖数据的数量与质量，同时要求预测环境与历史环境高度一致。 </w:t>
       </w:r>
     </w:p>
     <w:p>
@@ -209,8 +209,14 @@
         <w:textAlignment w:val="auto"/>
         <w:rPr>
           <w:rFonts w:hint="eastAsia" w:asciiTheme="minorEastAsia" w:hAnsiTheme="minorEastAsia" w:eastAsiaTheme="minorEastAsia" w:cstheme="minorEastAsia"/>
+          <w:i w:val="0"/>
+          <w:iCs w:val="0"/>
+          <w:caps w:val="0"/>
+          <w:color w:val="666666"/>
+          <w:spacing w:val="0"/>
           <w:sz w:val="21"/>
           <w:szCs w:val="21"/>
+          <w:shd w:val="clear" w:fill="FFFFFF"/>
           <w:lang w:val="en-US" w:eastAsia="zh-CN"/>
         </w:rPr>
       </w:pPr>
@@ -226,8 +232,110 @@
           <w:szCs w:val="21"/>
           <w:shd w:val="clear" w:fill="FFFFFF"/>
         </w:rPr>
-        <w:t>戴柳珍,朱焕然,左涛,等.浅谈岩溶区涌水量预测中比拟法公式系数m和n的修正方法——以瓮福磷矿区为例[J].地下水,2020,42(06):22-23+46.DOI:10.19807/j.cnki.DXS.2020-06-007</w:t>
-      </w:r>
+        <w:t>王洪亮,袁世冲,史建松,等.基于水文地质比拟法的金属矿山深部开采涌水量预测[J].中国矿业,2025,34(S1):504-509.</w:t>
+      </w:r>
+    </w:p>
+    <w:p>
+      <w:pPr>
+        <w:keepNext w:val="0"/>
+        <w:keepLines w:val="0"/>
+        <w:pageBreakBefore w:val="0"/>
+        <w:widowControl w:val="0"/>
+        <w:numPr>
+          <w:ilvl w:val="0"/>
+          <w:numId w:val="1"/>
+        </w:numPr>
+        <w:kinsoku/>
+        <w:wordWrap w:val="0"/>
+        <w:overflowPunct/>
+        <w:topLinePunct w:val="0"/>
+        <w:autoSpaceDE w:val="0"/>
+        <w:autoSpaceDN w:val="0"/>
+        <w:bidi w:val="0"/>
+        <w:adjustRightInd/>
+        <w:snapToGrid/>
+        <w:spacing w:line="360" w:lineRule="auto"/>
+        <w:ind w:left="425" w:leftChars="0" w:hanging="425" w:firstLineChars="0"/>
+        <w:textAlignment w:val="auto"/>
+        <w:rPr>
+          <w:rFonts w:hint="eastAsia" w:asciiTheme="minorEastAsia" w:hAnsiTheme="minorEastAsia" w:eastAsiaTheme="minorEastAsia" w:cstheme="minorEastAsia"/>
+          <w:i w:val="0"/>
+          <w:iCs w:val="0"/>
+          <w:caps w:val="0"/>
+          <w:color w:val="666666"/>
+          <w:spacing w:val="0"/>
+          <w:sz w:val="21"/>
+          <w:szCs w:val="21"/>
+          <w:shd w:val="clear" w:fill="FFFFFF"/>
+          <w:lang w:val="en-US" w:eastAsia="zh-CN"/>
+        </w:rPr>
+      </w:pPr>
+      <w:r>
+        <w:rPr>
+          <w:rFonts w:hint="eastAsia" w:asciiTheme="minorEastAsia" w:hAnsiTheme="minorEastAsia" w:eastAsiaTheme="minorEastAsia" w:cstheme="minorEastAsia"/>
+          <w:i w:val="0"/>
+          <w:iCs w:val="0"/>
+          <w:caps w:val="0"/>
+          <w:color w:val="666666"/>
+          <w:spacing w:val="0"/>
+          <w:sz w:val="21"/>
+          <w:szCs w:val="21"/>
+          <w:shd w:val="clear" w:fill="FFFFFF"/>
+          <w:lang w:val="en-US" w:eastAsia="zh-CN"/>
+        </w:rPr>
+        <w:t>李孝朋,谢道雷,徐万鹏,等.多元回归分析在矿井涌水量预测中的应用[J].煤炭技术,2016,35(10):189-190.DOI:10.13301/j.cnki.ct.2016.10.073</w:t>
+      </w:r>
+      <w:r>
+        <w:rPr>
+          <w:rFonts w:hint="eastAsia" w:asciiTheme="minorEastAsia" w:hAnsiTheme="minorEastAsia" w:cstheme="minorEastAsia"/>
+          <w:i w:val="0"/>
+          <w:iCs w:val="0"/>
+          <w:caps w:val="0"/>
+          <w:color w:val="666666"/>
+          <w:spacing w:val="0"/>
+          <w:sz w:val="21"/>
+          <w:szCs w:val="21"/>
+          <w:shd w:val="clear" w:fill="FFFFFF"/>
+          <w:lang w:val="en-US" w:eastAsia="zh-CN"/>
+        </w:rPr>
+        <w:t>.</w:t>
+      </w:r>
+    </w:p>
+    <w:p>
+      <w:pPr>
+        <w:keepNext w:val="0"/>
+        <w:keepLines w:val="0"/>
+        <w:pageBreakBefore w:val="0"/>
+        <w:widowControl w:val="0"/>
+        <w:numPr>
+          <w:ilvl w:val="0"/>
+          <w:numId w:val="1"/>
+        </w:numPr>
+        <w:kinsoku/>
+        <w:wordWrap w:val="0"/>
+        <w:overflowPunct/>
+        <w:topLinePunct w:val="0"/>
+        <w:autoSpaceDE w:val="0"/>
+        <w:autoSpaceDN w:val="0"/>
+        <w:bidi w:val="0"/>
+        <w:adjustRightInd/>
+        <w:snapToGrid/>
+        <w:spacing w:line="360" w:lineRule="auto"/>
+        <w:ind w:left="425" w:leftChars="0" w:hanging="425" w:firstLineChars="0"/>
+        <w:textAlignment w:val="auto"/>
+        <w:rPr>
+          <w:rFonts w:hint="eastAsia" w:asciiTheme="minorEastAsia" w:hAnsiTheme="minorEastAsia" w:eastAsiaTheme="minorEastAsia" w:cstheme="minorEastAsia"/>
+          <w:i w:val="0"/>
+          <w:iCs w:val="0"/>
+          <w:caps w:val="0"/>
+          <w:color w:val="666666"/>
+          <w:spacing w:val="0"/>
+          <w:sz w:val="21"/>
+          <w:szCs w:val="21"/>
+          <w:shd w:val="clear" w:fill="FFFFFF"/>
+          <w:lang w:val="en-US" w:eastAsia="zh-CN"/>
+        </w:rPr>
+      </w:pPr>
     </w:p>
     <w:sectPr>
       <w:pgSz w:w="11906" w:h="16838"/>
@@ -242,13 +350,13 @@
 <file path=word/numbering.xml><?xml version="1.0" encoding="utf-8"?>
 <w:numbering xmlns:wpc="http://schemas.microsoft.com/office/word/2010/wordprocessingCanvas" xmlns:mc="http://schemas.openxmlformats.org/markup-compatibility/2006" xmlns:o="urn:schemas-microsoft-com:office:office" xmlns:r="http://schemas.openxmlformats.org/officeDocument/2006/relationships" xmlns:m="http://schemas.openxmlformats.org/officeDocument/2006/math" xmlns:v="urn:schemas-microsoft-com:vml" xmlns:wp14="http://schemas.microsoft.com/office/word/2010/wordprocessingDrawing" xmlns:wp="http://schemas.openxmlformats.org/drawingml/2006/wordprocessingDrawing" xmlns:w10="urn:schemas-microsoft-com:office:word" xmlns:w="http://schemas.openxmlformats.org/wordprocessingml/2006/main" xmlns:w14="http://schemas.microsoft.com/office/word/2010/wordml" xmlns:wpg="http://schemas.microsoft.com/office/word/2010/wordprocessingGroup" xmlns:wpi="http://schemas.microsoft.com/office/word/2010/wordprocessingInk" xmlns:wne="http://schemas.microsoft.com/office/word/2006/wordml" xmlns:wps="http://schemas.microsoft.com/office/word/2010/wordprocessingShape" xmlns:wpsCustomData="http://www.wps.cn/officeDocument/2013/wpsCustomData" mc:Ignorable="w14 wp14">
   <w:abstractNum w:abstractNumId="0">
-    <w:nsid w:val="4E2D7C0C"/>
+    <w:nsid w:val="5F614071"/>
     <w:multiLevelType w:val="singleLevel"/>
-    <w:tmpl w:val="4E2D7C0C"/>
+    <w:tmpl w:val="5F614071"/>
     <w:lvl w:ilvl="0" w:tentative="0">
       <w:start w:val="1"/>
-      <w:numFmt w:val="none"/>
-      <w:lvlText w:val="[1]"/>
+      <w:numFmt w:val="decimal"/>
+      <w:lvlText w:val="[%1]"/>
       <w:lvlJc w:val="left"/>
       <w:pPr>
         <w:tabs>
@@ -343,7 +451,7 @@
     <w:lsdException w:qFormat="1" w:unhideWhenUsed="0" w:uiPriority="0" w:semiHidden="0" w:name="Title"/>
     <w:lsdException w:unhideWhenUsed="0" w:uiPriority="0" w:semiHidden="0" w:name="Closing"/>
     <w:lsdException w:unhideWhenUsed="0" w:uiPriority="0" w:semiHidden="0" w:name="Signature"/>
-    <w:lsdException w:unhideWhenUsed="0" w:uiPriority="0" w:name="Default Paragraph Font"/>
+    <w:lsdException w:qFormat="1" w:unhideWhenUsed="0" w:uiPriority="0" w:name="Default Paragraph Font"/>
     <w:lsdException w:unhideWhenUsed="0" w:uiPriority="0" w:semiHidden="0" w:name="Body Text"/>
     <w:lsdException w:unhideWhenUsed="0" w:uiPriority="0" w:semiHidden="0" w:name="Body Text Indent"/>
     <w:lsdException w:unhideWhenUsed="0" w:uiPriority="0" w:semiHidden="0" w:name="List Continue"/>
@@ -381,7 +489,7 @@
     <w:lsdException w:unhideWhenUsed="0" w:uiPriority="0" w:semiHidden="0" w:name="HTML Sample"/>
     <w:lsdException w:unhideWhenUsed="0" w:uiPriority="0" w:semiHidden="0" w:name="HTML Typewriter"/>
     <w:lsdException w:unhideWhenUsed="0" w:uiPriority="0" w:semiHidden="0" w:name="HTML Variable"/>
-    <w:lsdException w:unhideWhenUsed="0" w:uiPriority="0" w:name="Normal Table"/>
+    <w:lsdException w:qFormat="1" w:unhideWhenUsed="0" w:uiPriority="0" w:name="Normal Table"/>
     <w:lsdException w:unhideWhenUsed="0" w:uiPriority="0" w:semiHidden="0" w:name="annotation subject"/>
     <w:lsdException w:unhideWhenUsed="0" w:uiPriority="0" w:semiHidden="0" w:name="Table Simple 1"/>
     <w:lsdException w:unhideWhenUsed="0" w:uiPriority="0" w:semiHidden="0" w:name="Table Simple 2"/>
@@ -583,11 +691,13 @@
   <w:style w:type="character" w:default="1" w:styleId="5">
     <w:name w:val="Default Paragraph Font"/>
     <w:semiHidden/>
+    <w:qFormat/>
     <w:uiPriority w:val="0"/>
   </w:style>
   <w:style w:type="table" w:default="1" w:styleId="4">
     <w:name w:val="Normal Table"/>
     <w:semiHidden/>
+    <w:qFormat/>
     <w:uiPriority w:val="0"/>
     <w:tblPr>
       <w:tblCellMar>

--- a/涌水量论文/初稿论文.docx
+++ b/涌水量论文/初稿论文.docx
@@ -120,31 +120,31 @@
           <w:szCs w:val="24"/>
           <w:lang w:val="en-US" w:eastAsia="zh-CN"/>
         </w:rPr>
-        <w:t>矿产资源作为经济社会发展的重要物质基础，其中铅锌矿作为关键的有色金属矿产资源，在冶金、化工等领域应用广泛。矿井涌水量是指单位时间内容流入矿井巷道内的地表水、裂隙水、老窑水、岩溶水等水体的总量，是衡量矿井水文地质条件复杂程度和潜在水害危险性的核心指标。在铅锌矿开采过程中，地下涌水量始终是威胁矿山安全生产、制约开采效率的关键地质灾害之一。涌水量的骤然增大不仅可能导致矿山生产区域性中断、开采设备损坏等经济损失，还可能引发淹井事故，进而造成人员伤亡的严重安全事故发生。因此，精确预测涌水量对于制定科学的防范措施、保障矿山开采安全具有重要意义。</w:t>
-      </w:r>
-    </w:p>
-    <w:p>
-      <w:pPr>
-        <w:spacing w:line="360" w:lineRule="auto"/>
-        <w:ind w:firstLine="420" w:firstLineChars="0"/>
-        <w:rPr>
-          <w:rFonts w:hint="default"/>
+        <w:t>矿产资源作为经济社会发展的重要物质基础，其中铅锌矿作为关键的有色金属矿产资源，在冶金、化工等领域应用广泛。矿井涌水量是指单位时间内容流入矿井巷道内的地表水、裂隙水、老窑水、岩溶水等水体的总量，是衡量矿井水文地质条件复杂程度和潜在水害危险性的核心指标。在铅锌矿开采过程中，地下涌水量始终是威胁矿山安全生产、制约开采效率的关键地质灾害之一。涌水量的骤然增大不仅可能导致矿山生产区域性中断、开采设备损坏等经济损失，还可能引发淹井事故，进而造成人员伤亡的严重安全事故发生。因此，精确预测涌水量对于制定科学的防范措施、</w:t>
+      </w:r>
+      <w:bookmarkStart w:id="0" w:name="_GoBack"/>
+      <w:bookmarkEnd w:id="0"/>
+      <w:r>
+        <w:rPr>
+          <w:rFonts w:hint="eastAsia"/>
           <w:sz w:val="24"/>
           <w:szCs w:val="24"/>
           <w:lang w:val="en-US" w:eastAsia="zh-CN"/>
         </w:rPr>
-      </w:pPr>
-      <w:r>
+        <w:t>保障矿山开采安全具有重要意义。</w:t>
+      </w:r>
+    </w:p>
+    <w:p>
+      <w:pPr>
+        <w:spacing w:line="360" w:lineRule="auto"/>
+        <w:ind w:firstLine="420" w:firstLineChars="0"/>
         <w:rPr>
           <w:rFonts w:hint="eastAsia"/>
           <w:sz w:val="24"/>
           <w:szCs w:val="24"/>
           <w:lang w:val="en-US" w:eastAsia="zh-CN"/>
         </w:rPr>
-        <w:t>在矿井涌水量预测的研究过程中，国内外的研究学者从不同角度对预测方法进行改进和创新，构建了众多预测模型。早期研究中，学者主要采用水文地质比拟法、回归分析法、模糊数学法、灰色理论法、数值模拟法以及大井法开展矿井涌水量预测工作，并取得了丰硕的研究成果，然而这些方法也存在一定局限性。王洪亮等人运用水文地质比拟法对滇东北铅锌矿集区的涌水量展开了预测，此方法具备计算简便、高效的特性，能够迅速获取估算结果。然而，其相似性判断主观性较强，难以进行精确量化，且预测精度欠佳，属于一种近似的矿井涌水量计算方法。李孝朋等学者采用多</w:t>
-      </w:r>
-      <w:bookmarkStart w:id="0" w:name="_GoBack"/>
-      <w:bookmarkEnd w:id="0"/>
+      </w:pPr>
       <w:r>
         <w:rPr>
           <w:rFonts w:hint="eastAsia"/>
@@ -152,20 +152,8 @@
           <w:szCs w:val="24"/>
           <w:lang w:val="en-US" w:eastAsia="zh-CN"/>
         </w:rPr>
-        <w:t xml:space="preserve">元回归分析方法针对山西某矿一盘区展开涌水量预测工作。该方法构建了多个相关性较强的影响因子与涌水量之间的非线性回归拟合方程式，具有较高的预测精度，并且能够量化误差。不过，此方法在很大程度上依赖数据的数量与质量，同时要求预测环境与历史环境高度一致。 </w:t>
-      </w:r>
-    </w:p>
-    <w:p>
-      <w:pPr>
-        <w:spacing w:line="360" w:lineRule="auto"/>
-        <w:ind w:firstLine="420" w:firstLineChars="0"/>
-        <w:rPr>
-          <w:rFonts w:hint="eastAsia"/>
-          <w:sz w:val="24"/>
-          <w:szCs w:val="24"/>
-          <w:lang w:val="en-US" w:eastAsia="zh-CN"/>
-        </w:rPr>
-      </w:pPr>
+        <w:t>在矿井涌水量预测的研究过程中，国内外的研究学者从不同角度对预测方法进行改进和创新，构建了众多预测模型。早期研究中，学者主要采用水文地质比拟法、回归分析法、灰色理论法、数值模拟法以及大井法开展矿井涌水量预测工作，并取得了丰硕的研究成果，然而这些方法也存在一定局限性。王洪亮等人运用水文地质比拟法对滇东北铅锌矿集区的涌水量展开了预测，此方法具备计算简便、高效的特性，能够迅速获取估算结果。然而，其相似性判断主观性较强，难以进行精确量化，且预测精度欠佳，属于一种近似的矿井涌水量计算方法。李孝朋等人采用多元回归分析方法针对山西某矿一盘区展开涌水量预测工作，此方法构建多个具有强相关性的影响因子与涌水量的非线性回归拟合方程，具有较高的预测精度，并且可以对误差进行量化。不过，该方法在很大程度上依赖数据的数量与质量，同时要求预测环境与历史环境高度一致。范军平等人采用灰色理论方法对义马煤田中部矿井的涌水量进行预测，此方法对数据要求较低，特别是在小样本数据下预测精度相对较高。然而，该方法并不适用于长期预测，且外推风险极大。卢丹美等人采用数值模拟法对盘龙铅锌矿区的涌水量进行预测，此方法可以适应矿区复杂的水文地质条件，且预测精度较高，支持多场景动态分析。不过，该方法对数据质量和数量要求极高，并且模型构建复杂，模型可靠性依赖于概化的合理性，存在主观判断。</w:t>
+      </w:r>
     </w:p>
     <w:p>
       <w:pPr>
@@ -336,6 +324,87 @@
           <w:lang w:val="en-US" w:eastAsia="zh-CN"/>
         </w:rPr>
       </w:pPr>
+      <w:r>
+        <w:rPr>
+          <w:rFonts w:hint="eastAsia" w:asciiTheme="minorEastAsia" w:hAnsiTheme="minorEastAsia" w:eastAsiaTheme="minorEastAsia" w:cstheme="minorEastAsia"/>
+          <w:i w:val="0"/>
+          <w:iCs w:val="0"/>
+          <w:caps w:val="0"/>
+          <w:color w:val="666666"/>
+          <w:spacing w:val="0"/>
+          <w:sz w:val="21"/>
+          <w:szCs w:val="21"/>
+          <w:shd w:val="clear" w:fill="FFFFFF"/>
+          <w:lang w:val="en-US" w:eastAsia="zh-CN"/>
+        </w:rPr>
+        <w:t>范军平,程国志.基于灰色理论的矿井涌水量预测研究[J].能源与环保,2017,39(08):178-181.DOI:10.19389/j.cnki.1003-0506.2017.08.037</w:t>
+      </w:r>
+      <w:r>
+        <w:rPr>
+          <w:rFonts w:hint="eastAsia" w:asciiTheme="minorEastAsia" w:hAnsiTheme="minorEastAsia" w:cstheme="minorEastAsia"/>
+          <w:i w:val="0"/>
+          <w:iCs w:val="0"/>
+          <w:caps w:val="0"/>
+          <w:color w:val="666666"/>
+          <w:spacing w:val="0"/>
+          <w:sz w:val="21"/>
+          <w:szCs w:val="21"/>
+          <w:shd w:val="clear" w:fill="FFFFFF"/>
+          <w:lang w:val="en-US" w:eastAsia="zh-CN"/>
+        </w:rPr>
+        <w:t>.</w:t>
+      </w:r>
+    </w:p>
+    <w:p>
+      <w:pPr>
+        <w:keepNext w:val="0"/>
+        <w:keepLines w:val="0"/>
+        <w:pageBreakBefore w:val="0"/>
+        <w:widowControl w:val="0"/>
+        <w:numPr>
+          <w:ilvl w:val="0"/>
+          <w:numId w:val="1"/>
+        </w:numPr>
+        <w:kinsoku/>
+        <w:wordWrap w:val="0"/>
+        <w:overflowPunct/>
+        <w:topLinePunct w:val="0"/>
+        <w:autoSpaceDE w:val="0"/>
+        <w:autoSpaceDN w:val="0"/>
+        <w:bidi w:val="0"/>
+        <w:adjustRightInd/>
+        <w:snapToGrid/>
+        <w:spacing w:line="360" w:lineRule="auto"/>
+        <w:ind w:left="425" w:leftChars="0" w:hanging="425" w:firstLineChars="0"/>
+        <w:textAlignment w:val="auto"/>
+        <w:rPr>
+          <w:rFonts w:hint="eastAsia" w:asciiTheme="minorEastAsia" w:hAnsiTheme="minorEastAsia" w:eastAsiaTheme="minorEastAsia" w:cstheme="minorEastAsia"/>
+          <w:i w:val="0"/>
+          <w:iCs w:val="0"/>
+          <w:caps w:val="0"/>
+          <w:color w:val="666666"/>
+          <w:spacing w:val="0"/>
+          <w:sz w:val="21"/>
+          <w:szCs w:val="21"/>
+          <w:shd w:val="clear" w:fill="FFFFFF"/>
+          <w:lang w:val="en-US" w:eastAsia="zh-CN"/>
+        </w:rPr>
+      </w:pPr>
+      <w:r>
+        <w:rPr>
+          <w:rFonts w:hint="eastAsia" w:asciiTheme="minorEastAsia" w:hAnsiTheme="minorEastAsia" w:eastAsiaTheme="minorEastAsia" w:cstheme="minorEastAsia"/>
+          <w:i w:val="0"/>
+          <w:iCs w:val="0"/>
+          <w:caps w:val="0"/>
+          <w:color w:val="666666"/>
+          <w:spacing w:val="0"/>
+          <w:sz w:val="21"/>
+          <w:szCs w:val="21"/>
+          <w:shd w:val="clear" w:fill="FFFFFF"/>
+          <w:lang w:val="en-US" w:eastAsia="zh-CN"/>
+        </w:rPr>
+        <w:t>卢丹美,和洪秋,赵志成,等.盘龙铅锌矿区地下水数值模拟与矿坑涌水量预测[J].矿产勘查,2024,15(12):2389-2399.DOI:10.20008/j.kckc.202412022</w:t>
+      </w:r>
     </w:p>
     <w:sectPr>
       <w:pgSz w:w="11906" w:h="16838"/>

--- a/涌水量论文/初稿论文.docx
+++ b/涌水量论文/初稿论文.docx
@@ -120,41 +120,53 @@
           <w:szCs w:val="24"/>
           <w:lang w:val="en-US" w:eastAsia="zh-CN"/>
         </w:rPr>
-        <w:t>矿产资源作为经济社会发展的重要物质基础，其中铅锌矿作为关键的有色金属矿产资源，在冶金、化工等领域应用广泛。矿井涌水量是指单位时间内容流入矿井巷道内的地表水、裂隙水、老窑水、岩溶水等水体的总量，是衡量矿井水文地质条件复杂程度和潜在水害危险性的核心指标。在铅锌矿开采过程中，地下涌水量始终是威胁矿山安全生产、制约开采效率的关键地质灾害之一。涌水量的骤然增大不仅可能导致矿山生产区域性中断、开采设备损坏等经济损失，还可能引发淹井事故，进而造成人员伤亡的严重安全事故发生。因此，精确预测涌水量对于制定科学的防范措施、</w:t>
-      </w:r>
-      <w:bookmarkStart w:id="0" w:name="_GoBack"/>
-      <w:bookmarkEnd w:id="0"/>
-      <w:r>
+        <w:t>矿产资源作为经济社会发展的重要物质基础，其中铅锌矿作为关键的有色金属矿产资源，在冶金、化工等领域应用广泛。矿井涌水量是指单位时间内容流入矿井巷道内的地表水、裂隙水、老窑水、岩溶水等水体的总量，是衡量矿井水文地质条件复杂程度和潜在水害危险性的核心指标。在铅锌矿开采过程中，地下涌水量始终是威胁矿山安全生产、制约开采效率的关键地质灾害之一。涌水量的骤然增大不仅可能导致矿山生产区域性中断、开采设备损坏等经济损失，还可能引发淹井事故，进而造成人员伤亡的严重安全事故发生。因此，精确预测涌水量对于制定科学的防范措施、保障矿山开采安全具有重要意义。</w:t>
+      </w:r>
+    </w:p>
+    <w:p>
+      <w:pPr>
+        <w:spacing w:line="360" w:lineRule="auto"/>
+        <w:ind w:firstLine="420" w:firstLineChars="0"/>
         <w:rPr>
           <w:rFonts w:hint="eastAsia"/>
           <w:sz w:val="24"/>
           <w:szCs w:val="24"/>
           <w:lang w:val="en-US" w:eastAsia="zh-CN"/>
         </w:rPr>
-        <w:t>保障矿山开采安全具有重要意义。</w:t>
-      </w:r>
-    </w:p>
-    <w:p>
-      <w:pPr>
-        <w:spacing w:line="360" w:lineRule="auto"/>
-        <w:ind w:firstLine="420" w:firstLineChars="0"/>
+      </w:pPr>
+      <w:r>
         <w:rPr>
           <w:rFonts w:hint="eastAsia"/>
           <w:sz w:val="24"/>
           <w:szCs w:val="24"/>
           <w:lang w:val="en-US" w:eastAsia="zh-CN"/>
         </w:rPr>
-      </w:pPr>
-      <w:r>
-        <w:rPr>
-          <w:rFonts w:hint="eastAsia"/>
+        <w:t>在矿井涌水量预测的研究过程中，国内外的研究学者从不同角度对预测方法进行改进和创新，构建了众多预测模型。早期研究中，学者主要采用水文地质比拟法、回归分析法、灰色理论法、数值模拟法以及时间序列分析法开展矿井涌水量预测工作，并取得了丰硕的研究成果，然而这些方法也存在一定局限性。王洪亮等人运用水文地质比拟法对滇东北铅锌矿集区的涌水量展开了预测，此方法具备计算简便、高效的特性，能够迅速获取估算结果。然而，其相似性判断主观性较强，难以进行精确量化，且预测精度欠佳，属于一种近似的矿井涌水量计算方法。李孝朋等人采用多元回归分析方法针对山西某矿一盘区展开涌水量预测工作，此方法构建多个具有强相关性的影响因子与涌水量的非线性回归拟合方程，具有较高的预测精度，并且可以对误差进行量化。不过，该方法在很大程度上依赖数据的数量与质量，同时要求预测环境与历史环境高度一致。范军平等人采用灰色理论方法对义马煤田中部矿井的涌水量进行预测，此方法对数据要求较低，特别是在小样本数据下预测精度相对较高。然而，该方法并不适用于长期预测，且外推风险极大。卢丹美等人采用数值模拟法对盘龙铅锌矿区的涌水量进行预测，此方法可以适应矿区复杂的水文地质条件，且预测精度较高，支持多场景动态分析。不过，该方法对数据质量和数量要求极高，并且模型构建复杂，模型可靠性依赖于概化的合理性，存在主观判断。刘晓丹等人采用三种时间序列模型对河南省鹤壁八矿展开了预测，此方法能够有效捕捉到数据中的时间规律，预测精度较高，短期预测效果可靠。不过，该方法对数据质量和平稳性要求高，且长期预测能力较差。</w:t>
+      </w:r>
+    </w:p>
+    <w:p>
+      <w:pPr>
+        <w:spacing w:line="360" w:lineRule="auto"/>
+        <w:ind w:firstLine="420" w:firstLineChars="0"/>
+        <w:rPr>
+          <w:rFonts w:hint="default"/>
           <w:sz w:val="24"/>
           <w:szCs w:val="24"/>
           <w:lang w:val="en-US" w:eastAsia="zh-CN"/>
         </w:rPr>
-        <w:t>在矿井涌水量预测的研究过程中，国内外的研究学者从不同角度对预测方法进行改进和创新，构建了众多预测模型。早期研究中，学者主要采用水文地质比拟法、回归分析法、灰色理论法、数值模拟法以及大井法开展矿井涌水量预测工作，并取得了丰硕的研究成果，然而这些方法也存在一定局限性。王洪亮等人运用水文地质比拟法对滇东北铅锌矿集区的涌水量展开了预测，此方法具备计算简便、高效的特性，能够迅速获取估算结果。然而，其相似性判断主观性较强，难以进行精确量化，且预测精度欠佳，属于一种近似的矿井涌水量计算方法。李孝朋等人采用多元回归分析方法针对山西某矿一盘区展开涌水量预测工作，此方法构建多个具有强相关性的影响因子与涌水量的非线性回归拟合方程，具有较高的预测精度，并且可以对误差进行量化。不过，该方法在很大程度上依赖数据的数量与质量，同时要求预测环境与历史环境高度一致。范军平等人采用灰色理论方法对义马煤田中部矿井的涌水量进行预测，此方法对数据要求较低，特别是在小样本数据下预测精度相对较高。然而，该方法并不适用于长期预测，且外推风险极大。卢丹美等人采用数值模拟法对盘龙铅锌矿区的涌水量进行预测，此方法可以适应矿区复杂的水文地质条件，且预测精度较高，支持多场景动态分析。不过，该方法对数据质量和数量要求极高，并且模型构建复杂，模型可靠性依赖于概化的合理性，存在主观判断。</w:t>
-      </w:r>
-    </w:p>
+      </w:pPr>
+      <w:bookmarkStart w:id="0" w:name="_GoBack"/>
+      <w:r>
+        <w:rPr>
+          <w:rFonts w:hint="eastAsia"/>
+          <w:sz w:val="24"/>
+          <w:szCs w:val="24"/>
+          <w:lang w:val="en-US" w:eastAsia="zh-CN"/>
+        </w:rPr>
+        <w:t>随着深度学习的飞速发展，越来越多的学者开始将深度学习算法用于矿井涌水量预测研究中，该方法可通过训练自动提取数据中的非线性关系，预测精度高，模型泛化性强。早期涌水量预测模型多采用单</w:t>
+      </w:r>
+    </w:p>
+    <w:bookmarkEnd w:id="0"/>
     <w:p>
       <w:pPr>
         <w:pStyle w:val="3"/>
@@ -404,6 +416,87 @@
           <w:lang w:val="en-US" w:eastAsia="zh-CN"/>
         </w:rPr>
         <w:t>卢丹美,和洪秋,赵志成,等.盘龙铅锌矿区地下水数值模拟与矿坑涌水量预测[J].矿产勘查,2024,15(12):2389-2399.DOI:10.20008/j.kckc.202412022</w:t>
+      </w:r>
+      <w:r>
+        <w:rPr>
+          <w:rFonts w:hint="eastAsia" w:asciiTheme="minorEastAsia" w:hAnsiTheme="minorEastAsia" w:cstheme="minorEastAsia"/>
+          <w:i w:val="0"/>
+          <w:iCs w:val="0"/>
+          <w:caps w:val="0"/>
+          <w:color w:val="666666"/>
+          <w:spacing w:val="0"/>
+          <w:sz w:val="21"/>
+          <w:szCs w:val="21"/>
+          <w:shd w:val="clear" w:fill="FFFFFF"/>
+          <w:lang w:val="en-US" w:eastAsia="zh-CN"/>
+        </w:rPr>
+        <w:t>.</w:t>
+      </w:r>
+    </w:p>
+    <w:p>
+      <w:pPr>
+        <w:keepNext w:val="0"/>
+        <w:keepLines w:val="0"/>
+        <w:pageBreakBefore w:val="0"/>
+        <w:widowControl w:val="0"/>
+        <w:numPr>
+          <w:ilvl w:val="0"/>
+          <w:numId w:val="1"/>
+        </w:numPr>
+        <w:kinsoku/>
+        <w:wordWrap w:val="0"/>
+        <w:overflowPunct/>
+        <w:topLinePunct w:val="0"/>
+        <w:autoSpaceDE w:val="0"/>
+        <w:autoSpaceDN w:val="0"/>
+        <w:bidi w:val="0"/>
+        <w:adjustRightInd/>
+        <w:snapToGrid/>
+        <w:spacing w:line="360" w:lineRule="auto"/>
+        <w:ind w:left="425" w:leftChars="0" w:hanging="425" w:firstLineChars="0"/>
+        <w:textAlignment w:val="auto"/>
+        <w:rPr>
+          <w:rFonts w:hint="eastAsia" w:asciiTheme="minorEastAsia" w:hAnsiTheme="minorEastAsia" w:eastAsiaTheme="minorEastAsia" w:cstheme="minorEastAsia"/>
+          <w:i w:val="0"/>
+          <w:iCs w:val="0"/>
+          <w:caps w:val="0"/>
+          <w:color w:val="666666"/>
+          <w:spacing w:val="0"/>
+          <w:sz w:val="21"/>
+          <w:szCs w:val="21"/>
+          <w:shd w:val="clear" w:fill="FFFFFF"/>
+          <w:lang w:val="en-US" w:eastAsia="zh-CN"/>
+        </w:rPr>
+      </w:pPr>
+      <w:r>
+        <w:rPr>
+          <w:rFonts w:hint="eastAsia" w:asciiTheme="minorEastAsia" w:hAnsiTheme="minorEastAsia" w:eastAsiaTheme="minorEastAsia" w:cstheme="minorEastAsia"/>
+          <w:i w:val="0"/>
+          <w:iCs w:val="0"/>
+          <w:caps w:val="0"/>
+          <w:color w:val="666666"/>
+          <w:spacing w:val="0"/>
+          <w:sz w:val="21"/>
+          <w:szCs w:val="21"/>
+          <w:shd w:val="clear" w:fill="FFFFFF"/>
+          <w:lang w:val="en-US" w:eastAsia="zh-CN"/>
+        </w:rPr>
+        <w:t>刘晓丹,潘国营.基于三种时间序列模型的矿井涌水量预测[J].矿业安全与环保,2022,49(02):91-95+101.DOI:10.19835/j.issn.1008-4495.2022.02.016</w:t>
+      </w:r>
+      <w:r>
+        <w:rPr>
+          <w:rFonts w:hint="eastAsia" w:asciiTheme="minorEastAsia" w:hAnsiTheme="minorEastAsia" w:cstheme="minorEastAsia"/>
+          <w:i w:val="0"/>
+          <w:iCs w:val="0"/>
+          <w:caps w:val="0"/>
+          <w:color w:val="666666"/>
+          <w:spacing w:val="0"/>
+          <w:sz w:val="21"/>
+          <w:szCs w:val="21"/>
+          <w:shd w:val="clear" w:fill="FFFFFF"/>
+          <w:lang w:val="en-US" w:eastAsia="zh-CN"/>
+        </w:rPr>
+        <w:t>.</w:t>
       </w:r>
     </w:p>
     <w:sectPr>

--- a/涌水量论文/初稿论文.docx
+++ b/涌水量论文/初稿论文.docx
@@ -155,7 +155,6 @@
           <w:lang w:val="en-US" w:eastAsia="zh-CN"/>
         </w:rPr>
       </w:pPr>
-      <w:bookmarkStart w:id="0" w:name="_GoBack"/>
       <w:r>
         <w:rPr>
           <w:rFonts w:hint="eastAsia"/>
@@ -163,17 +162,18 @@
           <w:szCs w:val="24"/>
           <w:lang w:val="en-US" w:eastAsia="zh-CN"/>
         </w:rPr>
-        <w:t>随着深度学习的飞速发展，越来越多的学者开始将深度学习算法用于矿井涌水量预测研究中，该方法可通过训练自动提取数据中的非线性关系，预测精度高，模型泛化性强。早期涌水量预测模型多采用单</w:t>
-      </w:r>
-    </w:p>
-    <w:bookmarkEnd w:id="0"/>
+        <w:t>随着深度学习的飞速发展，越来越多的学者开始将深度学习算法用于矿井涌水量预测研究中，该方法可通过训练自动提取数据中的非线性关系，预测精度高，模型泛化性强。早期在涌水量预测中应用的深度学习算法多采用单一模型框架，如BP神经网络、LSTM、DBN、TCN以及Transformer。随着研究的深入，学者们逐渐开始对单一模型进行改进，将不同的模型进行组合，得到了更加完善涌水量预测模型。窦贤明等人采用遗传算法对BP神经网络进行优化，得到GA-BP涌水量预测模型，该模型有效解决了BP网络对初始值敏感的问题，极大降低了陷入局部极小值的风险，使模型收敛于更优的解。秦家翔等人将CNN融入到LSTM中，得到了CNN-LSTM涌水量预测模型，CNN的引入使模型具有了显著的局部特征提取能力，极大地提升了模型的整体预测精度。连会青等人将GRU与LSTM结合起来，建立了LSTM-GRU涌水量预测模型，该模型利用GRU减少 LSTM 的输入特征维度，降低其训练压力，同时实验证明，其预测精度相比单一LSTM模型和GRU模型效果显著。Junwei Shi等人提出一种融合Transformer与LSTM的时序预测模型，用于预测黑龙江省宝泰龙煤矿矿井的涌水量，该模型利用Self-Attention机制捕捉全局长期依赖关系，LSTM层作为前端处理器，提取时间序列中的局部特征和短期模式，预测效果显著优于单一模型。刘譞等人</w:t>
+      </w:r>
+      <w:bookmarkStart w:id="0" w:name="_GoBack"/>
+      <w:bookmarkEnd w:id="0"/>
+    </w:p>
     <w:p>
       <w:pPr>
         <w:pStyle w:val="3"/>
         <w:bidi w:val="0"/>
         <w:spacing w:line="360" w:lineRule="auto"/>
         <w:rPr>
-          <w:rFonts w:hint="eastAsia"/>
+          <w:rFonts w:hint="default"/>
           <w:lang w:val="en-US" w:eastAsia="zh-CN"/>
         </w:rPr>
       </w:pPr>
@@ -497,6 +497,291 @@
           <w:lang w:val="en-US" w:eastAsia="zh-CN"/>
         </w:rPr>
         <w:t>.</w:t>
+      </w:r>
+    </w:p>
+    <w:p>
+      <w:pPr>
+        <w:keepNext w:val="0"/>
+        <w:keepLines w:val="0"/>
+        <w:pageBreakBefore w:val="0"/>
+        <w:widowControl w:val="0"/>
+        <w:numPr>
+          <w:ilvl w:val="0"/>
+          <w:numId w:val="1"/>
+        </w:numPr>
+        <w:kinsoku/>
+        <w:wordWrap w:val="0"/>
+        <w:overflowPunct/>
+        <w:topLinePunct w:val="0"/>
+        <w:autoSpaceDE w:val="0"/>
+        <w:autoSpaceDN w:val="0"/>
+        <w:bidi w:val="0"/>
+        <w:adjustRightInd/>
+        <w:snapToGrid/>
+        <w:spacing w:line="360" w:lineRule="auto"/>
+        <w:ind w:left="425" w:leftChars="0" w:hanging="425" w:firstLineChars="0"/>
+        <w:textAlignment w:val="auto"/>
+        <w:rPr>
+          <w:rFonts w:hint="eastAsia" w:asciiTheme="minorEastAsia" w:hAnsiTheme="minorEastAsia" w:eastAsiaTheme="minorEastAsia" w:cstheme="minorEastAsia"/>
+          <w:i w:val="0"/>
+          <w:iCs w:val="0"/>
+          <w:caps w:val="0"/>
+          <w:color w:val="666666"/>
+          <w:spacing w:val="0"/>
+          <w:sz w:val="21"/>
+          <w:szCs w:val="21"/>
+          <w:shd w:val="clear" w:fill="FFFFFF"/>
+          <w:lang w:val="en-US" w:eastAsia="zh-CN"/>
+        </w:rPr>
+      </w:pPr>
+      <w:r>
+        <w:rPr>
+          <w:rFonts w:hint="eastAsia" w:asciiTheme="minorEastAsia" w:hAnsiTheme="minorEastAsia" w:eastAsiaTheme="minorEastAsia" w:cstheme="minorEastAsia"/>
+          <w:i w:val="0"/>
+          <w:iCs w:val="0"/>
+          <w:caps w:val="0"/>
+          <w:color w:val="666666"/>
+          <w:spacing w:val="0"/>
+          <w:sz w:val="21"/>
+          <w:szCs w:val="21"/>
+          <w:shd w:val="clear" w:fill="FFFFFF"/>
+          <w:lang w:val="en-US" w:eastAsia="zh-CN"/>
+        </w:rPr>
+        <w:t>窦贤明,杨永国,徐伟伟,等.基于遗传算法和BP神经网络的矿井涌水量预测[J].中国煤炭地质,2009,21(10):37-38+66.</w:t>
+      </w:r>
+    </w:p>
+    <w:p>
+      <w:pPr>
+        <w:keepNext w:val="0"/>
+        <w:keepLines w:val="0"/>
+        <w:pageBreakBefore w:val="0"/>
+        <w:widowControl w:val="0"/>
+        <w:numPr>
+          <w:ilvl w:val="0"/>
+          <w:numId w:val="1"/>
+        </w:numPr>
+        <w:kinsoku/>
+        <w:wordWrap w:val="0"/>
+        <w:overflowPunct/>
+        <w:topLinePunct w:val="0"/>
+        <w:autoSpaceDE w:val="0"/>
+        <w:autoSpaceDN w:val="0"/>
+        <w:bidi w:val="0"/>
+        <w:adjustRightInd/>
+        <w:snapToGrid/>
+        <w:spacing w:line="360" w:lineRule="auto"/>
+        <w:ind w:left="425" w:leftChars="0" w:hanging="425" w:firstLineChars="0"/>
+        <w:textAlignment w:val="auto"/>
+        <w:rPr>
+          <w:rFonts w:hint="eastAsia" w:asciiTheme="minorEastAsia" w:hAnsiTheme="minorEastAsia" w:eastAsiaTheme="minorEastAsia" w:cstheme="minorEastAsia"/>
+          <w:i w:val="0"/>
+          <w:iCs w:val="0"/>
+          <w:caps w:val="0"/>
+          <w:color w:val="666666"/>
+          <w:spacing w:val="0"/>
+          <w:sz w:val="21"/>
+          <w:szCs w:val="21"/>
+          <w:shd w:val="clear" w:fill="FFFFFF"/>
+          <w:lang w:val="en-US" w:eastAsia="zh-CN"/>
+        </w:rPr>
+      </w:pPr>
+      <w:r>
+        <w:rPr>
+          <w:rFonts w:hint="eastAsia" w:asciiTheme="minorEastAsia" w:hAnsiTheme="minorEastAsia" w:eastAsiaTheme="minorEastAsia" w:cstheme="minorEastAsia"/>
+          <w:i w:val="0"/>
+          <w:iCs w:val="0"/>
+          <w:caps w:val="0"/>
+          <w:color w:val="666666"/>
+          <w:spacing w:val="0"/>
+          <w:sz w:val="21"/>
+          <w:szCs w:val="21"/>
+          <w:shd w:val="clear" w:fill="FFFFFF"/>
+          <w:lang w:val="en-US" w:eastAsia="zh-CN"/>
+        </w:rPr>
+        <w:t>秦家翔,徐世光,张兵,等.基于CNN-LSTM模型的矿坑涌水量预测方法研究[J].煤炭技术,2025,44(07):234-239.DOI:10.13301/j.cnki.ct.2025.07.049</w:t>
+      </w:r>
+      <w:r>
+        <w:rPr>
+          <w:rFonts w:hint="eastAsia" w:asciiTheme="minorEastAsia" w:hAnsiTheme="minorEastAsia" w:cstheme="minorEastAsia"/>
+          <w:i w:val="0"/>
+          <w:iCs w:val="0"/>
+          <w:caps w:val="0"/>
+          <w:color w:val="666666"/>
+          <w:spacing w:val="0"/>
+          <w:sz w:val="21"/>
+          <w:szCs w:val="21"/>
+          <w:shd w:val="clear" w:fill="FFFFFF"/>
+          <w:lang w:val="en-US" w:eastAsia="zh-CN"/>
+        </w:rPr>
+        <w:t>.</w:t>
+      </w:r>
+    </w:p>
+    <w:p>
+      <w:pPr>
+        <w:keepNext w:val="0"/>
+        <w:keepLines w:val="0"/>
+        <w:pageBreakBefore w:val="0"/>
+        <w:widowControl w:val="0"/>
+        <w:numPr>
+          <w:ilvl w:val="0"/>
+          <w:numId w:val="1"/>
+        </w:numPr>
+        <w:kinsoku/>
+        <w:wordWrap w:val="0"/>
+        <w:overflowPunct/>
+        <w:topLinePunct w:val="0"/>
+        <w:autoSpaceDE w:val="0"/>
+        <w:autoSpaceDN w:val="0"/>
+        <w:bidi w:val="0"/>
+        <w:adjustRightInd/>
+        <w:snapToGrid/>
+        <w:spacing w:line="360" w:lineRule="auto"/>
+        <w:ind w:left="425" w:leftChars="0" w:hanging="425" w:firstLineChars="0"/>
+        <w:textAlignment w:val="auto"/>
+        <w:rPr>
+          <w:rFonts w:hint="eastAsia" w:asciiTheme="minorEastAsia" w:hAnsiTheme="minorEastAsia" w:eastAsiaTheme="minorEastAsia" w:cstheme="minorEastAsia"/>
+          <w:i w:val="0"/>
+          <w:iCs w:val="0"/>
+          <w:caps w:val="0"/>
+          <w:color w:val="666666"/>
+          <w:spacing w:val="0"/>
+          <w:sz w:val="21"/>
+          <w:szCs w:val="21"/>
+          <w:shd w:val="clear" w:fill="FFFFFF"/>
+          <w:lang w:val="en-US" w:eastAsia="zh-CN"/>
+        </w:rPr>
+      </w:pPr>
+      <w:r>
+        <w:rPr>
+          <w:rFonts w:hint="eastAsia" w:asciiTheme="minorEastAsia" w:hAnsiTheme="minorEastAsia" w:eastAsiaTheme="minorEastAsia" w:cstheme="minorEastAsia"/>
+          <w:i w:val="0"/>
+          <w:iCs w:val="0"/>
+          <w:caps w:val="0"/>
+          <w:color w:val="666666"/>
+          <w:spacing w:val="0"/>
+          <w:sz w:val="21"/>
+          <w:szCs w:val="21"/>
+          <w:shd w:val="clear" w:fill="FFFFFF"/>
+          <w:lang w:val="en-US" w:eastAsia="zh-CN"/>
+        </w:rPr>
+        <w:t>连会青,李启兴,王瑞,等.基于深度学习的LSTM-GRU复合模型矿井涌水量预测方法研究[J].煤矿安全,2024,55(09):166-172.DOI:10.13347/j.cnki.mkaq.20230988</w:t>
+      </w:r>
+      <w:r>
+        <w:rPr>
+          <w:rFonts w:hint="eastAsia" w:asciiTheme="minorEastAsia" w:hAnsiTheme="minorEastAsia" w:cstheme="minorEastAsia"/>
+          <w:i w:val="0"/>
+          <w:iCs w:val="0"/>
+          <w:caps w:val="0"/>
+          <w:color w:val="666666"/>
+          <w:spacing w:val="0"/>
+          <w:sz w:val="21"/>
+          <w:szCs w:val="21"/>
+          <w:shd w:val="clear" w:fill="FFFFFF"/>
+          <w:lang w:val="en-US" w:eastAsia="zh-CN"/>
+        </w:rPr>
+        <w:t>.</w:t>
+      </w:r>
+    </w:p>
+    <w:p>
+      <w:pPr>
+        <w:keepNext w:val="0"/>
+        <w:keepLines w:val="0"/>
+        <w:pageBreakBefore w:val="0"/>
+        <w:widowControl w:val="0"/>
+        <w:numPr>
+          <w:ilvl w:val="0"/>
+          <w:numId w:val="1"/>
+        </w:numPr>
+        <w:kinsoku/>
+        <w:wordWrap w:val="0"/>
+        <w:overflowPunct/>
+        <w:topLinePunct w:val="0"/>
+        <w:autoSpaceDE w:val="0"/>
+        <w:autoSpaceDN w:val="0"/>
+        <w:bidi w:val="0"/>
+        <w:adjustRightInd/>
+        <w:snapToGrid/>
+        <w:spacing w:line="360" w:lineRule="auto"/>
+        <w:ind w:left="425" w:leftChars="0" w:hanging="425" w:firstLineChars="0"/>
+        <w:textAlignment w:val="auto"/>
+        <w:rPr>
+          <w:rFonts w:hint="eastAsia" w:asciiTheme="minorEastAsia" w:hAnsiTheme="minorEastAsia" w:eastAsiaTheme="minorEastAsia" w:cstheme="minorEastAsia"/>
+          <w:i w:val="0"/>
+          <w:iCs w:val="0"/>
+          <w:caps w:val="0"/>
+          <w:color w:val="666666"/>
+          <w:spacing w:val="0"/>
+          <w:sz w:val="21"/>
+          <w:szCs w:val="21"/>
+          <w:shd w:val="clear" w:fill="FFFFFF"/>
+          <w:lang w:val="en-US" w:eastAsia="zh-CN"/>
+        </w:rPr>
+      </w:pPr>
+      <w:r>
+        <w:rPr>
+          <w:rFonts w:hint="eastAsia" w:asciiTheme="minorEastAsia" w:hAnsiTheme="minorEastAsia" w:eastAsiaTheme="minorEastAsia" w:cstheme="minorEastAsia"/>
+          <w:i w:val="0"/>
+          <w:iCs w:val="0"/>
+          <w:caps w:val="0"/>
+          <w:color w:val="666666"/>
+          <w:spacing w:val="0"/>
+          <w:sz w:val="21"/>
+          <w:szCs w:val="21"/>
+          <w:shd w:val="clear" w:fill="FFFFFF"/>
+          <w:lang w:val="en-US" w:eastAsia="zh-CN"/>
+        </w:rPr>
+        <w:t>Time series prediction model using LSTM‑Transformer neural network for mine water inflow</w:t>
+      </w:r>
+    </w:p>
+    <w:p>
+      <w:pPr>
+        <w:keepNext w:val="0"/>
+        <w:keepLines w:val="0"/>
+        <w:pageBreakBefore w:val="0"/>
+        <w:widowControl w:val="0"/>
+        <w:numPr>
+          <w:ilvl w:val="0"/>
+          <w:numId w:val="1"/>
+        </w:numPr>
+        <w:kinsoku/>
+        <w:wordWrap w:val="0"/>
+        <w:overflowPunct/>
+        <w:topLinePunct w:val="0"/>
+        <w:autoSpaceDE w:val="0"/>
+        <w:autoSpaceDN w:val="0"/>
+        <w:bidi w:val="0"/>
+        <w:adjustRightInd/>
+        <w:snapToGrid/>
+        <w:spacing w:line="360" w:lineRule="auto"/>
+        <w:ind w:left="425" w:leftChars="0" w:hanging="425" w:firstLineChars="0"/>
+        <w:textAlignment w:val="auto"/>
+        <w:rPr>
+          <w:rFonts w:hint="eastAsia" w:asciiTheme="minorEastAsia" w:hAnsiTheme="minorEastAsia" w:eastAsiaTheme="minorEastAsia" w:cstheme="minorEastAsia"/>
+          <w:i w:val="0"/>
+          <w:iCs w:val="0"/>
+          <w:caps w:val="0"/>
+          <w:color w:val="666666"/>
+          <w:spacing w:val="0"/>
+          <w:sz w:val="21"/>
+          <w:szCs w:val="21"/>
+          <w:shd w:val="clear" w:fill="FFFFFF"/>
+          <w:lang w:val="en-US" w:eastAsia="zh-CN"/>
+        </w:rPr>
+      </w:pPr>
+      <w:r>
+        <w:rPr>
+          <w:rFonts w:hint="eastAsia" w:asciiTheme="minorEastAsia" w:hAnsiTheme="minorEastAsia" w:eastAsiaTheme="minorEastAsia" w:cstheme="minorEastAsia"/>
+          <w:i w:val="0"/>
+          <w:iCs w:val="0"/>
+          <w:caps w:val="0"/>
+          <w:color w:val="666666"/>
+          <w:spacing w:val="0"/>
+          <w:sz w:val="21"/>
+          <w:szCs w:val="21"/>
+          <w:shd w:val="clear" w:fill="FFFFFF"/>
+          <w:lang w:val="en-US" w:eastAsia="zh-CN"/>
+        </w:rPr>
+        <w:t>刘譞,姬亚东,朱开鹏,等.煤层顶板涌水量TCN-LSTM-SVM时间序列预测模型构建与应用[J].煤田地质与勘探,2025,53(06):201-211.</w:t>
       </w:r>
     </w:p>
     <w:sectPr>

--- a/涌水量论文/初稿论文.docx
+++ b/涌水量论文/初稿论文.docx
@@ -141,7 +141,302 @@
           <w:szCs w:val="24"/>
           <w:lang w:val="en-US" w:eastAsia="zh-CN"/>
         </w:rPr>
-        <w:t>在矿井涌水量预测的研究过程中，国内外的研究学者从不同角度对预测方法进行改进和创新，构建了众多预测模型。早期研究中，学者主要采用水文地质比拟法、回归分析法、灰色理论法、数值模拟法以及时间序列分析法开展矿井涌水量预测工作，并取得了丰硕的研究成果，然而这些方法也存在一定局限性。王洪亮等人运用水文地质比拟法对滇东北铅锌矿集区的涌水量展开了预测，此方法具备计算简便、高效的特性，能够迅速获取估算结果。然而，其相似性判断主观性较强，难以进行精确量化，且预测精度欠佳，属于一种近似的矿井涌水量计算方法。李孝朋等人采用多元回归分析方法针对山西某矿一盘区展开涌水量预测工作，此方法构建多个具有强相关性的影响因子与涌水量的非线性回归拟合方程，具有较高的预测精度，并且可以对误差进行量化。不过，该方法在很大程度上依赖数据的数量与质量，同时要求预测环境与历史环境高度一致。范军平等人采用灰色理论方法对义马煤田中部矿井的涌水量进行预测，此方法对数据要求较低，特别是在小样本数据下预测精度相对较高。然而，该方法并不适用于长期预测，且外推风险极大。卢丹美等人采用数值模拟法对盘龙铅锌矿区的涌水量进行预测，此方法可以适应矿区复杂的水文地质条件，且预测精度较高，支持多场景动态分析。不过，该方法对数据质量和数量要求极高，并且模型构建复杂，模型可靠性依赖于概化的合理性，存在主观判断。刘晓丹等人采用三种时间序列模型对河南省鹤壁八矿展开了预测，此方法能够有效捕捉到数据中的时间规律，预测精度较高，短期预测效果可靠。不过，该方法对数据质量和平稳性要求高，且长期预测能力较差。</w:t>
+        <w:t>在矿井涌水量预测的研究过程中，国内外的研究学者们从不同角度对预测方法进行改进和创新，构建了众多预测模型。早期研究中，学者主要采用水文地质比拟法、回归分析法、灰色理论法、数值模拟法以及时间序列分析法开展矿井涌水量预测工作，并取得了丰硕的研究成果，然而这些方法也存在一定局限性。王洪亮</w:t>
+      </w:r>
+      <w:r>
+        <w:rPr>
+          <w:rFonts w:hint="eastAsia"/>
+          <w:sz w:val="24"/>
+          <w:szCs w:val="24"/>
+          <w:vertAlign w:val="superscript"/>
+          <w:lang w:val="en-US" w:eastAsia="zh-CN"/>
+        </w:rPr>
+        <w:fldChar w:fldCharType="begin"/>
+      </w:r>
+      <w:r>
+        <w:rPr>
+          <w:rFonts w:hint="eastAsia"/>
+          <w:sz w:val="24"/>
+          <w:szCs w:val="24"/>
+          <w:vertAlign w:val="superscript"/>
+          <w:lang w:val="en-US" w:eastAsia="zh-CN"/>
+        </w:rPr>
+        <w:instrText xml:space="preserve"> REF _Ref19483 \r \h </w:instrText>
+      </w:r>
+      <w:r>
+        <w:rPr>
+          <w:rFonts w:hint="eastAsia"/>
+          <w:sz w:val="24"/>
+          <w:szCs w:val="24"/>
+          <w:vertAlign w:val="superscript"/>
+          <w:lang w:val="en-US" w:eastAsia="zh-CN"/>
+        </w:rPr>
+        <w:fldChar w:fldCharType="separate"/>
+      </w:r>
+      <w:r>
+        <w:rPr>
+          <w:rFonts w:hint="eastAsia"/>
+          <w:sz w:val="24"/>
+          <w:szCs w:val="24"/>
+          <w:vertAlign w:val="superscript"/>
+          <w:lang w:val="en-US" w:eastAsia="zh-CN"/>
+        </w:rPr>
+        <w:t>[1]</w:t>
+      </w:r>
+      <w:r>
+        <w:rPr>
+          <w:rFonts w:hint="eastAsia"/>
+          <w:sz w:val="24"/>
+          <w:szCs w:val="24"/>
+          <w:vertAlign w:val="superscript"/>
+          <w:lang w:val="en-US" w:eastAsia="zh-CN"/>
+        </w:rPr>
+        <w:fldChar w:fldCharType="end"/>
+      </w:r>
+      <w:r>
+        <w:rPr>
+          <w:rFonts w:hint="eastAsia"/>
+          <w:sz w:val="24"/>
+          <w:szCs w:val="24"/>
+          <w:lang w:val="en-US" w:eastAsia="zh-CN"/>
+        </w:rPr>
+        <w:t>等人运用水文地质比拟法对滇东北铅锌矿集区的涌水量展开了预测，此方法具备计算简便、高效的特性，能够迅速获取估算结果。然而，其相似性判断主观性较强，难以进行精确量化，且预测精度欠佳，属于一种近似的矿井涌水量计算方法。李孝朋</w:t>
+      </w:r>
+      <w:r>
+        <w:rPr>
+          <w:rFonts w:hint="eastAsia"/>
+          <w:sz w:val="24"/>
+          <w:szCs w:val="24"/>
+          <w:vertAlign w:val="superscript"/>
+          <w:lang w:val="en-US" w:eastAsia="zh-CN"/>
+        </w:rPr>
+        <w:fldChar w:fldCharType="begin"/>
+      </w:r>
+      <w:r>
+        <w:rPr>
+          <w:rFonts w:hint="eastAsia"/>
+          <w:sz w:val="24"/>
+          <w:szCs w:val="24"/>
+          <w:vertAlign w:val="superscript"/>
+          <w:lang w:val="en-US" w:eastAsia="zh-CN"/>
+        </w:rPr>
+        <w:instrText xml:space="preserve"> REF _Ref19660 \r \h </w:instrText>
+      </w:r>
+      <w:r>
+        <w:rPr>
+          <w:rFonts w:hint="eastAsia"/>
+          <w:sz w:val="24"/>
+          <w:szCs w:val="24"/>
+          <w:vertAlign w:val="superscript"/>
+          <w:lang w:val="en-US" w:eastAsia="zh-CN"/>
+        </w:rPr>
+        <w:fldChar w:fldCharType="separate"/>
+      </w:r>
+      <w:r>
+        <w:rPr>
+          <w:rFonts w:hint="eastAsia"/>
+          <w:sz w:val="24"/>
+          <w:szCs w:val="24"/>
+          <w:vertAlign w:val="superscript"/>
+          <w:lang w:val="en-US" w:eastAsia="zh-CN"/>
+        </w:rPr>
+        <w:t>[2]</w:t>
+      </w:r>
+      <w:r>
+        <w:rPr>
+          <w:rFonts w:hint="eastAsia"/>
+          <w:sz w:val="24"/>
+          <w:szCs w:val="24"/>
+          <w:vertAlign w:val="superscript"/>
+          <w:lang w:val="en-US" w:eastAsia="zh-CN"/>
+        </w:rPr>
+        <w:fldChar w:fldCharType="end"/>
+      </w:r>
+      <w:r>
+        <w:rPr>
+          <w:rFonts w:hint="eastAsia"/>
+          <w:sz w:val="24"/>
+          <w:szCs w:val="24"/>
+          <w:lang w:val="en-US" w:eastAsia="zh-CN"/>
+        </w:rPr>
+        <w:t>等人采用多元回归分析方法针对山西某矿一盘区展开涌水量预测工作，此方法构建多个具有强相关性的影响因子与涌水量的非线性回归拟合方程，具有较高的预测精度，并且可以对误差进行量化。不过，该方法在很大程度上依赖数据的数量与质量，同时要求预测环境与历史环境高度一致。范军平</w:t>
+      </w:r>
+      <w:r>
+        <w:rPr>
+          <w:rFonts w:hint="eastAsia"/>
+          <w:sz w:val="24"/>
+          <w:szCs w:val="24"/>
+          <w:vertAlign w:val="superscript"/>
+          <w:lang w:val="en-US" w:eastAsia="zh-CN"/>
+        </w:rPr>
+        <w:fldChar w:fldCharType="begin"/>
+      </w:r>
+      <w:r>
+        <w:rPr>
+          <w:rFonts w:hint="eastAsia"/>
+          <w:sz w:val="24"/>
+          <w:szCs w:val="24"/>
+          <w:vertAlign w:val="superscript"/>
+          <w:lang w:val="en-US" w:eastAsia="zh-CN"/>
+        </w:rPr>
+        <w:instrText xml:space="preserve"> REF _Ref19722 \r \h </w:instrText>
+      </w:r>
+      <w:r>
+        <w:rPr>
+          <w:rFonts w:hint="eastAsia"/>
+          <w:sz w:val="24"/>
+          <w:szCs w:val="24"/>
+          <w:vertAlign w:val="superscript"/>
+          <w:lang w:val="en-US" w:eastAsia="zh-CN"/>
+        </w:rPr>
+        <w:fldChar w:fldCharType="separate"/>
+      </w:r>
+      <w:r>
+        <w:rPr>
+          <w:rFonts w:hint="eastAsia"/>
+          <w:sz w:val="24"/>
+          <w:szCs w:val="24"/>
+          <w:vertAlign w:val="superscript"/>
+          <w:lang w:val="en-US" w:eastAsia="zh-CN"/>
+        </w:rPr>
+        <w:t>[3]</w:t>
+      </w:r>
+      <w:r>
+        <w:rPr>
+          <w:rFonts w:hint="eastAsia"/>
+          <w:sz w:val="24"/>
+          <w:szCs w:val="24"/>
+          <w:vertAlign w:val="superscript"/>
+          <w:lang w:val="en-US" w:eastAsia="zh-CN"/>
+        </w:rPr>
+        <w:fldChar w:fldCharType="end"/>
+      </w:r>
+      <w:r>
+        <w:rPr>
+          <w:rFonts w:hint="eastAsia"/>
+          <w:sz w:val="24"/>
+          <w:szCs w:val="24"/>
+          <w:lang w:val="en-US" w:eastAsia="zh-CN"/>
+        </w:rPr>
+        <w:t>等人采用灰色理论方法对义马煤田中部矿井的涌水量进行预测，此方法对数据要求较低，特别是在小样本数据下预测精度相对较高。然而，该方法并不适用于长期预测，且外推风险极大。卢丹美</w:t>
+      </w:r>
+      <w:r>
+        <w:rPr>
+          <w:rFonts w:hint="eastAsia"/>
+          <w:sz w:val="24"/>
+          <w:szCs w:val="24"/>
+          <w:vertAlign w:val="superscript"/>
+          <w:lang w:val="en-US" w:eastAsia="zh-CN"/>
+        </w:rPr>
+        <w:fldChar w:fldCharType="begin"/>
+      </w:r>
+      <w:r>
+        <w:rPr>
+          <w:rFonts w:hint="eastAsia"/>
+          <w:sz w:val="24"/>
+          <w:szCs w:val="24"/>
+          <w:vertAlign w:val="superscript"/>
+          <w:lang w:val="en-US" w:eastAsia="zh-CN"/>
+        </w:rPr>
+        <w:instrText xml:space="preserve"> REF _Ref19774 \r \h </w:instrText>
+      </w:r>
+      <w:r>
+        <w:rPr>
+          <w:rFonts w:hint="eastAsia"/>
+          <w:sz w:val="24"/>
+          <w:szCs w:val="24"/>
+          <w:vertAlign w:val="superscript"/>
+          <w:lang w:val="en-US" w:eastAsia="zh-CN"/>
+        </w:rPr>
+        <w:fldChar w:fldCharType="separate"/>
+      </w:r>
+      <w:r>
+        <w:rPr>
+          <w:rFonts w:hint="eastAsia"/>
+          <w:sz w:val="24"/>
+          <w:szCs w:val="24"/>
+          <w:vertAlign w:val="superscript"/>
+          <w:lang w:val="en-US" w:eastAsia="zh-CN"/>
+        </w:rPr>
+        <w:t>[4]</w:t>
+      </w:r>
+      <w:r>
+        <w:rPr>
+          <w:rFonts w:hint="eastAsia"/>
+          <w:sz w:val="24"/>
+          <w:szCs w:val="24"/>
+          <w:vertAlign w:val="superscript"/>
+          <w:lang w:val="en-US" w:eastAsia="zh-CN"/>
+        </w:rPr>
+        <w:fldChar w:fldCharType="end"/>
+      </w:r>
+      <w:r>
+        <w:rPr>
+          <w:rFonts w:hint="eastAsia"/>
+          <w:sz w:val="24"/>
+          <w:szCs w:val="24"/>
+          <w:lang w:val="en-US" w:eastAsia="zh-CN"/>
+        </w:rPr>
+        <w:t>等人采用数值模拟法对盘龙铅锌矿区的涌水量进行预测，此方法可以适应矿区复杂的水文地质条件，且预测精度较高，支持多场景动态分析。不过，该方法对数据质量和数量要求极高，并且模型构建复杂，模型可靠性依赖于概化的合理性，存在主观判断。刘晓丹</w:t>
+      </w:r>
+      <w:r>
+        <w:rPr>
+          <w:rFonts w:hint="eastAsia"/>
+          <w:sz w:val="24"/>
+          <w:szCs w:val="24"/>
+          <w:vertAlign w:val="superscript"/>
+          <w:lang w:val="en-US" w:eastAsia="zh-CN"/>
+        </w:rPr>
+        <w:fldChar w:fldCharType="begin"/>
+      </w:r>
+      <w:r>
+        <w:rPr>
+          <w:rFonts w:hint="eastAsia"/>
+          <w:sz w:val="24"/>
+          <w:szCs w:val="24"/>
+          <w:vertAlign w:val="superscript"/>
+          <w:lang w:val="en-US" w:eastAsia="zh-CN"/>
+        </w:rPr>
+        <w:instrText xml:space="preserve"> REF _Ref19865 \r \h </w:instrText>
+      </w:r>
+      <w:r>
+        <w:rPr>
+          <w:rFonts w:hint="eastAsia"/>
+          <w:sz w:val="24"/>
+          <w:szCs w:val="24"/>
+          <w:vertAlign w:val="superscript"/>
+          <w:lang w:val="en-US" w:eastAsia="zh-CN"/>
+        </w:rPr>
+        <w:fldChar w:fldCharType="separate"/>
+      </w:r>
+      <w:r>
+        <w:rPr>
+          <w:rFonts w:hint="eastAsia"/>
+          <w:sz w:val="24"/>
+          <w:szCs w:val="24"/>
+          <w:vertAlign w:val="superscript"/>
+          <w:lang w:val="en-US" w:eastAsia="zh-CN"/>
+        </w:rPr>
+        <w:t>[5]</w:t>
+      </w:r>
+      <w:r>
+        <w:rPr>
+          <w:rFonts w:hint="eastAsia"/>
+          <w:sz w:val="24"/>
+          <w:szCs w:val="24"/>
+          <w:vertAlign w:val="superscript"/>
+          <w:lang w:val="en-US" w:eastAsia="zh-CN"/>
+        </w:rPr>
+        <w:fldChar w:fldCharType="end"/>
+      </w:r>
+      <w:r>
+        <w:rPr>
+          <w:rFonts w:hint="eastAsia"/>
+          <w:sz w:val="24"/>
+          <w:szCs w:val="24"/>
+          <w:lang w:val="en-US" w:eastAsia="zh-CN"/>
+        </w:rPr>
+        <w:t>等人采用三种时间序列模型对河南省鹤壁八矿展开了预测，此方法能够有效捕捉到数据中的时间规律，预测精度较高，短期预测效果可靠。不过，该方法对数据质量和平稳性要求高，且长期预测能力较差。</w:t>
       </w:r>
     </w:p>
     <w:p>
@@ -149,6 +444,322 @@
         <w:spacing w:line="360" w:lineRule="auto"/>
         <w:ind w:firstLine="420" w:firstLineChars="0"/>
         <w:rPr>
+          <w:rFonts w:hint="eastAsia"/>
+          <w:sz w:val="24"/>
+          <w:szCs w:val="24"/>
+          <w:lang w:val="en-US" w:eastAsia="zh-CN"/>
+        </w:rPr>
+      </w:pPr>
+      <w:r>
+        <w:rPr>
+          <w:rFonts w:hint="eastAsia"/>
+          <w:sz w:val="24"/>
+          <w:szCs w:val="24"/>
+          <w:lang w:val="en-US" w:eastAsia="zh-CN"/>
+        </w:rPr>
+        <w:t>随着深度学习的飞速发展，越来越多的学者开始将深度学习算法用于矿井涌水量预测研究中，该方法可通过训练自动提取数据中的非线性关系，预测精度高，模型泛化性强。早期在涌水量预测中应用的深度学习算法多采用单一模型框架，如BP神经网络、LSTM、DBN、TCN以及Transformer。随着研究的深入，学者们逐渐开始对单一模型进行改进，将不同的模型进行组合，得到了更加完善涌水量预测模型。窦贤明</w:t>
+      </w:r>
+      <w:r>
+        <w:rPr>
+          <w:rFonts w:hint="eastAsia"/>
+          <w:sz w:val="24"/>
+          <w:szCs w:val="24"/>
+          <w:vertAlign w:val="superscript"/>
+          <w:lang w:val="en-US" w:eastAsia="zh-CN"/>
+        </w:rPr>
+        <w:fldChar w:fldCharType="begin"/>
+      </w:r>
+      <w:r>
+        <w:rPr>
+          <w:rFonts w:hint="eastAsia"/>
+          <w:sz w:val="24"/>
+          <w:szCs w:val="24"/>
+          <w:vertAlign w:val="superscript"/>
+          <w:lang w:val="en-US" w:eastAsia="zh-CN"/>
+        </w:rPr>
+        <w:instrText xml:space="preserve"> REF _Ref20012 \r \h </w:instrText>
+      </w:r>
+      <w:r>
+        <w:rPr>
+          <w:rFonts w:hint="eastAsia"/>
+          <w:sz w:val="24"/>
+          <w:szCs w:val="24"/>
+          <w:vertAlign w:val="superscript"/>
+          <w:lang w:val="en-US" w:eastAsia="zh-CN"/>
+        </w:rPr>
+        <w:fldChar w:fldCharType="separate"/>
+      </w:r>
+      <w:r>
+        <w:rPr>
+          <w:rFonts w:hint="eastAsia"/>
+          <w:sz w:val="24"/>
+          <w:szCs w:val="24"/>
+          <w:vertAlign w:val="superscript"/>
+          <w:lang w:val="en-US" w:eastAsia="zh-CN"/>
+        </w:rPr>
+        <w:t>[6]</w:t>
+      </w:r>
+      <w:r>
+        <w:rPr>
+          <w:rFonts w:hint="eastAsia"/>
+          <w:sz w:val="24"/>
+          <w:szCs w:val="24"/>
+          <w:vertAlign w:val="superscript"/>
+          <w:lang w:val="en-US" w:eastAsia="zh-CN"/>
+        </w:rPr>
+        <w:fldChar w:fldCharType="end"/>
+      </w:r>
+      <w:r>
+        <w:rPr>
+          <w:rFonts w:hint="eastAsia"/>
+          <w:sz w:val="24"/>
+          <w:szCs w:val="24"/>
+          <w:lang w:val="en-US" w:eastAsia="zh-CN"/>
+        </w:rPr>
+        <w:t>等人采用遗传算法对BP神经网络进行优化，得到GA-BP涌水量预测模型，该模型有效解决了BP网络对初始值敏感的问题，极大降低了陷入局部极小值的风险，使模型收敛于更优的解。秦家翔</w:t>
+      </w:r>
+      <w:r>
+        <w:rPr>
+          <w:rFonts w:hint="eastAsia"/>
+          <w:sz w:val="24"/>
+          <w:szCs w:val="24"/>
+          <w:vertAlign w:val="superscript"/>
+          <w:lang w:val="en-US" w:eastAsia="zh-CN"/>
+        </w:rPr>
+        <w:fldChar w:fldCharType="begin"/>
+      </w:r>
+      <w:r>
+        <w:rPr>
+          <w:rFonts w:hint="eastAsia"/>
+          <w:sz w:val="24"/>
+          <w:szCs w:val="24"/>
+          <w:vertAlign w:val="superscript"/>
+          <w:lang w:val="en-US" w:eastAsia="zh-CN"/>
+        </w:rPr>
+        <w:instrText xml:space="preserve"> REF _Ref20159 \r \h </w:instrText>
+      </w:r>
+      <w:r>
+        <w:rPr>
+          <w:rFonts w:hint="eastAsia"/>
+          <w:sz w:val="24"/>
+          <w:szCs w:val="24"/>
+          <w:vertAlign w:val="superscript"/>
+          <w:lang w:val="en-US" w:eastAsia="zh-CN"/>
+        </w:rPr>
+        <w:fldChar w:fldCharType="separate"/>
+      </w:r>
+      <w:r>
+        <w:rPr>
+          <w:rFonts w:hint="eastAsia"/>
+          <w:sz w:val="24"/>
+          <w:szCs w:val="24"/>
+          <w:vertAlign w:val="superscript"/>
+          <w:lang w:val="en-US" w:eastAsia="zh-CN"/>
+        </w:rPr>
+        <w:t>[7]</w:t>
+      </w:r>
+      <w:r>
+        <w:rPr>
+          <w:rFonts w:hint="eastAsia"/>
+          <w:sz w:val="24"/>
+          <w:szCs w:val="24"/>
+          <w:vertAlign w:val="superscript"/>
+          <w:lang w:val="en-US" w:eastAsia="zh-CN"/>
+        </w:rPr>
+        <w:fldChar w:fldCharType="end"/>
+      </w:r>
+      <w:r>
+        <w:rPr>
+          <w:rFonts w:hint="eastAsia"/>
+          <w:sz w:val="24"/>
+          <w:szCs w:val="24"/>
+          <w:lang w:val="en-US" w:eastAsia="zh-CN"/>
+        </w:rPr>
+        <w:t>等人将CNN融入到LSTM中，得到了CNN-LSTM涌水量预测模型，CNN的引入使模型具有了显著的局部特征提取能力，极大地提升了模型的整体预测精度。连会青</w:t>
+      </w:r>
+      <w:r>
+        <w:rPr>
+          <w:rFonts w:hint="eastAsia"/>
+          <w:sz w:val="24"/>
+          <w:szCs w:val="24"/>
+          <w:vertAlign w:val="superscript"/>
+          <w:lang w:val="en-US" w:eastAsia="zh-CN"/>
+        </w:rPr>
+        <w:fldChar w:fldCharType="begin"/>
+      </w:r>
+      <w:r>
+        <w:rPr>
+          <w:rFonts w:hint="eastAsia"/>
+          <w:sz w:val="24"/>
+          <w:szCs w:val="24"/>
+          <w:vertAlign w:val="superscript"/>
+          <w:lang w:val="en-US" w:eastAsia="zh-CN"/>
+        </w:rPr>
+        <w:instrText xml:space="preserve"> REF _Ref20287 \r \h </w:instrText>
+      </w:r>
+      <w:r>
+        <w:rPr>
+          <w:rFonts w:hint="eastAsia"/>
+          <w:sz w:val="24"/>
+          <w:szCs w:val="24"/>
+          <w:vertAlign w:val="superscript"/>
+          <w:lang w:val="en-US" w:eastAsia="zh-CN"/>
+        </w:rPr>
+        <w:fldChar w:fldCharType="separate"/>
+      </w:r>
+      <w:r>
+        <w:rPr>
+          <w:rFonts w:hint="eastAsia"/>
+          <w:sz w:val="24"/>
+          <w:szCs w:val="24"/>
+          <w:vertAlign w:val="superscript"/>
+          <w:lang w:val="en-US" w:eastAsia="zh-CN"/>
+        </w:rPr>
+        <w:t>[8]</w:t>
+      </w:r>
+      <w:r>
+        <w:rPr>
+          <w:rFonts w:hint="eastAsia"/>
+          <w:sz w:val="24"/>
+          <w:szCs w:val="24"/>
+          <w:vertAlign w:val="superscript"/>
+          <w:lang w:val="en-US" w:eastAsia="zh-CN"/>
+        </w:rPr>
+        <w:fldChar w:fldCharType="end"/>
+      </w:r>
+      <w:r>
+        <w:rPr>
+          <w:rFonts w:hint="eastAsia"/>
+          <w:sz w:val="24"/>
+          <w:szCs w:val="24"/>
+          <w:lang w:val="en-US" w:eastAsia="zh-CN"/>
+        </w:rPr>
+        <w:t>等人将GRU与LSTM结合起来，建立了LSTM-GRU涌水量预测模型，该模型利用GRU减少 LSTM 的输入特征维度，降低其训练压力，同时实验证明，其预测精度相比单一LSTM模型和GRU模型效果显著。Junwei Shi</w:t>
+      </w:r>
+      <w:r>
+        <w:rPr>
+          <w:rFonts w:hint="eastAsia"/>
+          <w:sz w:val="24"/>
+          <w:szCs w:val="24"/>
+          <w:vertAlign w:val="superscript"/>
+          <w:lang w:val="en-US" w:eastAsia="zh-CN"/>
+        </w:rPr>
+        <w:fldChar w:fldCharType="begin"/>
+      </w:r>
+      <w:r>
+        <w:rPr>
+          <w:rFonts w:hint="eastAsia"/>
+          <w:sz w:val="24"/>
+          <w:szCs w:val="24"/>
+          <w:vertAlign w:val="superscript"/>
+          <w:lang w:val="en-US" w:eastAsia="zh-CN"/>
+        </w:rPr>
+        <w:instrText xml:space="preserve"> REF _Ref20352 \r \h </w:instrText>
+      </w:r>
+      <w:r>
+        <w:rPr>
+          <w:rFonts w:hint="eastAsia"/>
+          <w:sz w:val="24"/>
+          <w:szCs w:val="24"/>
+          <w:vertAlign w:val="superscript"/>
+          <w:lang w:val="en-US" w:eastAsia="zh-CN"/>
+        </w:rPr>
+        <w:fldChar w:fldCharType="separate"/>
+      </w:r>
+      <w:r>
+        <w:rPr>
+          <w:rFonts w:hint="eastAsia"/>
+          <w:sz w:val="24"/>
+          <w:szCs w:val="24"/>
+          <w:vertAlign w:val="superscript"/>
+          <w:lang w:val="en-US" w:eastAsia="zh-CN"/>
+        </w:rPr>
+        <w:t>[9]</w:t>
+      </w:r>
+      <w:r>
+        <w:rPr>
+          <w:rFonts w:hint="eastAsia"/>
+          <w:sz w:val="24"/>
+          <w:szCs w:val="24"/>
+          <w:vertAlign w:val="superscript"/>
+          <w:lang w:val="en-US" w:eastAsia="zh-CN"/>
+        </w:rPr>
+        <w:fldChar w:fldCharType="end"/>
+      </w:r>
+      <w:r>
+        <w:rPr>
+          <w:rFonts w:hint="eastAsia"/>
+          <w:sz w:val="24"/>
+          <w:szCs w:val="24"/>
+          <w:lang w:val="en-US" w:eastAsia="zh-CN"/>
+        </w:rPr>
+        <w:t>等人提出一种融合Transformer与LSTM的时序预测模型，用于预测黑龙江省宝泰龙煤矿矿井的涌水量，该模型利用Self-Attention机制捕捉全局长期依赖关系，LSTM层作为前端处理器，提取时间序列中的局部特征和短期模式，预测效果显著优于单一模型。刘譞</w:t>
+      </w:r>
+      <w:r>
+        <w:rPr>
+          <w:rFonts w:hint="eastAsia"/>
+          <w:sz w:val="24"/>
+          <w:szCs w:val="24"/>
+          <w:vertAlign w:val="superscript"/>
+          <w:lang w:val="en-US" w:eastAsia="zh-CN"/>
+        </w:rPr>
+        <w:fldChar w:fldCharType="begin"/>
+      </w:r>
+      <w:r>
+        <w:rPr>
+          <w:rFonts w:hint="eastAsia"/>
+          <w:sz w:val="24"/>
+          <w:szCs w:val="24"/>
+          <w:vertAlign w:val="superscript"/>
+          <w:lang w:val="en-US" w:eastAsia="zh-CN"/>
+        </w:rPr>
+        <w:instrText xml:space="preserve"> REF _Ref20414 \r \h </w:instrText>
+      </w:r>
+      <w:r>
+        <w:rPr>
+          <w:rFonts w:hint="eastAsia"/>
+          <w:sz w:val="24"/>
+          <w:szCs w:val="24"/>
+          <w:vertAlign w:val="superscript"/>
+          <w:lang w:val="en-US" w:eastAsia="zh-CN"/>
+        </w:rPr>
+        <w:fldChar w:fldCharType="separate"/>
+      </w:r>
+      <w:r>
+        <w:rPr>
+          <w:rFonts w:hint="eastAsia"/>
+          <w:sz w:val="24"/>
+          <w:szCs w:val="24"/>
+          <w:vertAlign w:val="superscript"/>
+          <w:lang w:val="en-US" w:eastAsia="zh-CN"/>
+        </w:rPr>
+        <w:t>[10]</w:t>
+      </w:r>
+      <w:r>
+        <w:rPr>
+          <w:rFonts w:hint="eastAsia"/>
+          <w:sz w:val="24"/>
+          <w:szCs w:val="24"/>
+          <w:vertAlign w:val="superscript"/>
+          <w:lang w:val="en-US" w:eastAsia="zh-CN"/>
+        </w:rPr>
+        <w:fldChar w:fldCharType="end"/>
+      </w:r>
+      <w:r>
+        <w:rPr>
+          <w:rFonts w:hint="eastAsia"/>
+          <w:sz w:val="24"/>
+          <w:szCs w:val="24"/>
+          <w:lang w:val="en-US" w:eastAsia="zh-CN"/>
+        </w:rPr>
+        <w:t>等人将TCN和SVM融入到LSTM中，即TCN-LSTM-SVM时间序列预测模型，实验结果表明，该模型具有优秀的多尺度特征提取能力以及对长时间序列关系的捕捉能力。</w:t>
+      </w:r>
+    </w:p>
+    <w:p>
+      <w:pPr>
+        <w:spacing w:line="360" w:lineRule="auto"/>
+        <w:ind w:firstLine="420" w:firstLineChars="0"/>
+        <w:rPr>
           <w:rFonts w:hint="default"/>
           <w:sz w:val="24"/>
           <w:szCs w:val="24"/>
@@ -162,10 +773,19 @@
           <w:szCs w:val="24"/>
           <w:lang w:val="en-US" w:eastAsia="zh-CN"/>
         </w:rPr>
-        <w:t>随着深度学习的飞速发展，越来越多的学者开始将深度学习算法用于矿井涌水量预测研究中，该方法可通过训练自动提取数据中的非线性关系，预测精度高，模型泛化性强。早期在涌水量预测中应用的深度学习算法多采用单一模型框架，如BP神经网络、LSTM、DBN、TCN以及Transformer。随着研究的深入，学者们逐渐开始对单一模型进行改进，将不同的模型进行组合，得到了更加完善涌水量预测模型。窦贤明等人采用遗传算法对BP神经网络进行优化，得到GA-BP涌水量预测模型，该模型有效解决了BP网络对初始值敏感的问题，极大降低了陷入局部极小值的风险，使模型收敛于更优的解。秦家翔等人将CNN融入到LSTM中，得到了CNN-LSTM涌水量预测模型，CNN的引入使模型具有了显著的局部特征提取能力，极大地提升了模型的整体预测精度。连会青等人将GRU与LSTM结合起来，建立了LSTM-GRU涌水量预测模型，该模型利用GRU减少 LSTM 的输入特征维度，降低其训练压力，同时实验证明，其预测精度相比单一LSTM模型和GRU模型效果显著。Junwei Shi等人提出一种融合Transformer与LSTM的时序预测模型，用于预测黑龙江省宝泰龙煤矿矿井的涌水量，该模型利用Self-Attention机制捕捉全局长期依赖关系，LSTM层作为前端处理器，提取时间序列中的局部特征和短期模式，预测效果显著优于单一模型。刘譞等人</w:t>
-      </w:r>
-      <w:bookmarkStart w:id="0" w:name="_GoBack"/>
-      <w:bookmarkEnd w:id="0"/>
+        <w:t>基于上述研究，本文结合xxx算法和xxx算法，提出了一种基于xxx-xxx的涌水量预测模型，后面写算法优势。。。</w:t>
+      </w:r>
+      <w:bookmarkStart w:id="10" w:name="_GoBack"/>
+      <w:bookmarkEnd w:id="10"/>
+      <w:r>
+        <w:rPr>
+          <w:rFonts w:hint="eastAsia"/>
+          <w:sz w:val="24"/>
+          <w:szCs w:val="24"/>
+          <w:lang w:val="en-US" w:eastAsia="zh-CN"/>
+        </w:rPr>
+        <w:t>待定</w:t>
+      </w:r>
     </w:p>
     <w:p>
       <w:pPr>
@@ -220,6 +840,7 @@
           <w:lang w:val="en-US" w:eastAsia="zh-CN"/>
         </w:rPr>
       </w:pPr>
+      <w:bookmarkStart w:id="0" w:name="_Ref19483"/>
       <w:r>
         <w:rPr>
           <w:rFonts w:hint="eastAsia" w:asciiTheme="minorEastAsia" w:hAnsiTheme="minorEastAsia" w:eastAsiaTheme="minorEastAsia" w:cstheme="minorEastAsia"/>
@@ -234,6 +855,7 @@
         </w:rPr>
         <w:t>王洪亮,袁世冲,史建松,等.基于水文地质比拟法的金属矿山深部开采涌水量预测[J].中国矿业,2025,34(S1):504-509.</w:t>
       </w:r>
+      <w:bookmarkEnd w:id="0"/>
     </w:p>
     <w:p>
       <w:pPr>
@@ -270,6 +892,7 @@
           <w:lang w:val="en-US" w:eastAsia="zh-CN"/>
         </w:rPr>
       </w:pPr>
+      <w:bookmarkStart w:id="1" w:name="_Ref19660"/>
       <w:r>
         <w:rPr>
           <w:rFonts w:hint="eastAsia" w:asciiTheme="minorEastAsia" w:hAnsiTheme="minorEastAsia" w:eastAsiaTheme="minorEastAsia" w:cstheme="minorEastAsia"/>
@@ -300,6 +923,7 @@
         </w:rPr>
         <w:t>.</w:t>
       </w:r>
+      <w:bookmarkEnd w:id="1"/>
     </w:p>
     <w:p>
       <w:pPr>
@@ -336,6 +960,7 @@
           <w:lang w:val="en-US" w:eastAsia="zh-CN"/>
         </w:rPr>
       </w:pPr>
+      <w:bookmarkStart w:id="2" w:name="_Ref19722"/>
       <w:r>
         <w:rPr>
           <w:rFonts w:hint="eastAsia" w:asciiTheme="minorEastAsia" w:hAnsiTheme="minorEastAsia" w:eastAsiaTheme="minorEastAsia" w:cstheme="minorEastAsia"/>
@@ -366,6 +991,7 @@
         </w:rPr>
         <w:t>.</w:t>
       </w:r>
+      <w:bookmarkEnd w:id="2"/>
     </w:p>
     <w:p>
       <w:pPr>
@@ -402,6 +1028,7 @@
           <w:lang w:val="en-US" w:eastAsia="zh-CN"/>
         </w:rPr>
       </w:pPr>
+      <w:bookmarkStart w:id="3" w:name="_Ref19774"/>
       <w:r>
         <w:rPr>
           <w:rFonts w:hint="eastAsia" w:asciiTheme="minorEastAsia" w:hAnsiTheme="minorEastAsia" w:eastAsiaTheme="minorEastAsia" w:cstheme="minorEastAsia"/>
@@ -432,6 +1059,7 @@
         </w:rPr>
         <w:t>.</w:t>
       </w:r>
+      <w:bookmarkEnd w:id="3"/>
     </w:p>
     <w:p>
       <w:pPr>
@@ -468,6 +1096,7 @@
           <w:lang w:val="en-US" w:eastAsia="zh-CN"/>
         </w:rPr>
       </w:pPr>
+      <w:bookmarkStart w:id="4" w:name="_Ref19865"/>
       <w:r>
         <w:rPr>
           <w:rFonts w:hint="eastAsia" w:asciiTheme="minorEastAsia" w:hAnsiTheme="minorEastAsia" w:eastAsiaTheme="minorEastAsia" w:cstheme="minorEastAsia"/>
@@ -498,6 +1127,7 @@
         </w:rPr>
         <w:t>.</w:t>
       </w:r>
+      <w:bookmarkEnd w:id="4"/>
     </w:p>
     <w:p>
       <w:pPr>
@@ -534,6 +1164,7 @@
           <w:lang w:val="en-US" w:eastAsia="zh-CN"/>
         </w:rPr>
       </w:pPr>
+      <w:bookmarkStart w:id="5" w:name="_Ref20012"/>
       <w:r>
         <w:rPr>
           <w:rFonts w:hint="eastAsia" w:asciiTheme="minorEastAsia" w:hAnsiTheme="minorEastAsia" w:eastAsiaTheme="minorEastAsia" w:cstheme="minorEastAsia"/>
@@ -549,6 +1180,7 @@
         </w:rPr>
         <w:t>窦贤明,杨永国,徐伟伟,等.基于遗传算法和BP神经网络的矿井涌水量预测[J].中国煤炭地质,2009,21(10):37-38+66.</w:t>
       </w:r>
+      <w:bookmarkEnd w:id="5"/>
     </w:p>
     <w:p>
       <w:pPr>
@@ -585,6 +1217,7 @@
           <w:lang w:val="en-US" w:eastAsia="zh-CN"/>
         </w:rPr>
       </w:pPr>
+      <w:bookmarkStart w:id="6" w:name="_Ref20159"/>
       <w:r>
         <w:rPr>
           <w:rFonts w:hint="eastAsia" w:asciiTheme="minorEastAsia" w:hAnsiTheme="minorEastAsia" w:eastAsiaTheme="minorEastAsia" w:cstheme="minorEastAsia"/>
@@ -615,6 +1248,7 @@
         </w:rPr>
         <w:t>.</w:t>
       </w:r>
+      <w:bookmarkEnd w:id="6"/>
     </w:p>
     <w:p>
       <w:pPr>
@@ -651,6 +1285,7 @@
           <w:lang w:val="en-US" w:eastAsia="zh-CN"/>
         </w:rPr>
       </w:pPr>
+      <w:bookmarkStart w:id="7" w:name="_Ref20287"/>
       <w:r>
         <w:rPr>
           <w:rFonts w:hint="eastAsia" w:asciiTheme="minorEastAsia" w:hAnsiTheme="minorEastAsia" w:eastAsiaTheme="minorEastAsia" w:cstheme="minorEastAsia"/>
@@ -681,6 +1316,7 @@
         </w:rPr>
         <w:t>.</w:t>
       </w:r>
+      <w:bookmarkEnd w:id="7"/>
     </w:p>
     <w:p>
       <w:pPr>
@@ -717,6 +1353,7 @@
           <w:lang w:val="en-US" w:eastAsia="zh-CN"/>
         </w:rPr>
       </w:pPr>
+      <w:bookmarkStart w:id="8" w:name="_Ref20352"/>
       <w:r>
         <w:rPr>
           <w:rFonts w:hint="eastAsia" w:asciiTheme="minorEastAsia" w:hAnsiTheme="minorEastAsia" w:eastAsiaTheme="minorEastAsia" w:cstheme="minorEastAsia"/>
@@ -732,6 +1369,7 @@
         </w:rPr>
         <w:t>Time series prediction model using LSTM‑Transformer neural network for mine water inflow</w:t>
       </w:r>
+      <w:bookmarkEnd w:id="8"/>
     </w:p>
     <w:p>
       <w:pPr>
@@ -768,6 +1406,7 @@
           <w:lang w:val="en-US" w:eastAsia="zh-CN"/>
         </w:rPr>
       </w:pPr>
+      <w:bookmarkStart w:id="9" w:name="_Ref20414"/>
       <w:r>
         <w:rPr>
           <w:rFonts w:hint="eastAsia" w:asciiTheme="minorEastAsia" w:hAnsiTheme="minorEastAsia" w:eastAsiaTheme="minorEastAsia" w:cstheme="minorEastAsia"/>
@@ -783,6 +1422,7 @@
         </w:rPr>
         <w:t>刘譞,姬亚东,朱开鹏,等.煤层顶板涌水量TCN-LSTM-SVM时间序列预测模型构建与应用[J].煤田地质与勘探,2025,53(06):201-211.</w:t>
       </w:r>
+      <w:bookmarkEnd w:id="9"/>
     </w:p>
     <w:sectPr>
       <w:pgSz w:w="11906" w:h="16838"/>
